--- a/material/2_授業板書.docx
+++ b/material/2_授業板書.docx
@@ -8,10 +8,10 @@
           <w:noProof/>
         </w:rPr>
         <w:drawing>
-          <wp:inline distT="0" distB="0" distL="0" distR="0" wp14:anchorId="083EF525" wp14:editId="4E14C567">
+          <wp:inline distT="0" distB="0" distL="0" distR="0" wp14:anchorId="770E96CF" wp14:editId="1CD3B88D">
             <wp:extent cx="5400040" cy="4050030"/>
             <wp:effectExtent l="0" t="0" r="0" b="1270"/>
-            <wp:docPr id="339483925" name="図 1"/>
+            <wp:docPr id="824793876" name="図 1"/>
             <wp:cNvGraphicFramePr>
               <a:graphicFrameLocks xmlns:a="http://schemas.openxmlformats.org/drawingml/2006/main" noChangeAspect="1"/>
             </wp:cNvGraphicFramePr>
@@ -19,11 +19,11 @@
               <a:graphicData uri="http://schemas.openxmlformats.org/drawingml/2006/picture">
                 <pic:pic xmlns:pic="http://schemas.openxmlformats.org/drawingml/2006/picture">
                   <pic:nvPicPr>
-                    <pic:cNvPr id="339483925" name="図 339483925"/>
+                    <pic:cNvPr id="824793876" name="図 824793876"/>
                     <pic:cNvPicPr/>
                   </pic:nvPicPr>
                   <pic:blipFill>
-                    <a:blip r:embed="rId4">
+                    <a:blip r:embed="rId4" cstate="print">
                       <a:extLst>
                         <a:ext uri="{28A0092B-C50C-407E-A947-70E740481C1C}">
                           <a14:useLocalDpi xmlns:a14="http://schemas.microsoft.com/office/drawing/2010/main" val="0"/>
@@ -54,10 +54,10 @@
           <w:noProof/>
         </w:rPr>
         <w:drawing>
-          <wp:inline distT="0" distB="0" distL="0" distR="0" wp14:anchorId="01132BB2" wp14:editId="016CBB06">
+          <wp:inline distT="0" distB="0" distL="0" distR="0" wp14:anchorId="073B5C56" wp14:editId="380E6F61">
             <wp:extent cx="5400040" cy="4050030"/>
             <wp:effectExtent l="0" t="0" r="0" b="1270"/>
-            <wp:docPr id="764720915" name="図 2"/>
+            <wp:docPr id="292847464" name="図 2"/>
             <wp:cNvGraphicFramePr>
               <a:graphicFrameLocks xmlns:a="http://schemas.openxmlformats.org/drawingml/2006/main" noChangeAspect="1"/>
             </wp:cNvGraphicFramePr>
@@ -65,11 +65,11 @@
               <a:graphicData uri="http://schemas.openxmlformats.org/drawingml/2006/picture">
                 <pic:pic xmlns:pic="http://schemas.openxmlformats.org/drawingml/2006/picture">
                   <pic:nvPicPr>
-                    <pic:cNvPr id="764720915" name="図 764720915"/>
+                    <pic:cNvPr id="292847464" name="図 292847464"/>
                     <pic:cNvPicPr/>
                   </pic:nvPicPr>
                   <pic:blipFill>
-                    <a:blip r:embed="rId5">
+                    <a:blip r:embed="rId5" cstate="print">
                       <a:extLst>
                         <a:ext uri="{28A0092B-C50C-407E-A947-70E740481C1C}">
                           <a14:useLocalDpi xmlns:a14="http://schemas.microsoft.com/office/drawing/2010/main" val="0"/>
@@ -101,10 +101,10 @@
         </w:rPr>
         <w:lastRenderedPageBreak/>
         <w:drawing>
-          <wp:inline distT="0" distB="0" distL="0" distR="0" wp14:anchorId="3474BB66" wp14:editId="28C4085B">
+          <wp:inline distT="0" distB="0" distL="0" distR="0" wp14:anchorId="15B6A33B" wp14:editId="4E29E3A1">
             <wp:extent cx="5400040" cy="4050030"/>
             <wp:effectExtent l="0" t="0" r="0" b="1270"/>
-            <wp:docPr id="1444780241" name="図 3"/>
+            <wp:docPr id="368231275" name="図 3"/>
             <wp:cNvGraphicFramePr>
               <a:graphicFrameLocks xmlns:a="http://schemas.openxmlformats.org/drawingml/2006/main" noChangeAspect="1"/>
             </wp:cNvGraphicFramePr>
@@ -112,11 +112,11 @@
               <a:graphicData uri="http://schemas.openxmlformats.org/drawingml/2006/picture">
                 <pic:pic xmlns:pic="http://schemas.openxmlformats.org/drawingml/2006/picture">
                   <pic:nvPicPr>
-                    <pic:cNvPr id="1444780241" name="図 1444780241"/>
+                    <pic:cNvPr id="368231275" name="図 368231275"/>
                     <pic:cNvPicPr/>
                   </pic:nvPicPr>
                   <pic:blipFill>
-                    <a:blip r:embed="rId6">
+                    <a:blip r:embed="rId6" cstate="print">
                       <a:extLst>
                         <a:ext uri="{28A0092B-C50C-407E-A947-70E740481C1C}">
                           <a14:useLocalDpi xmlns:a14="http://schemas.microsoft.com/office/drawing/2010/main" val="0"/>
@@ -147,10 +147,10 @@
           <w:noProof/>
         </w:rPr>
         <w:drawing>
-          <wp:inline distT="0" distB="0" distL="0" distR="0" wp14:anchorId="052FF8BA" wp14:editId="539572CC">
+          <wp:inline distT="0" distB="0" distL="0" distR="0" wp14:anchorId="26BDED61" wp14:editId="7B60DDCC">
             <wp:extent cx="5400040" cy="4050030"/>
             <wp:effectExtent l="0" t="0" r="0" b="1270"/>
-            <wp:docPr id="1701776103" name="図 4"/>
+            <wp:docPr id="471302374" name="図 4"/>
             <wp:cNvGraphicFramePr>
               <a:graphicFrameLocks xmlns:a="http://schemas.openxmlformats.org/drawingml/2006/main" noChangeAspect="1"/>
             </wp:cNvGraphicFramePr>
@@ -158,11 +158,11 @@
               <a:graphicData uri="http://schemas.openxmlformats.org/drawingml/2006/picture">
                 <pic:pic xmlns:pic="http://schemas.openxmlformats.org/drawingml/2006/picture">
                   <pic:nvPicPr>
-                    <pic:cNvPr id="1701776103" name="図 1701776103"/>
+                    <pic:cNvPr id="471302374" name="図 471302374"/>
                     <pic:cNvPicPr/>
                   </pic:nvPicPr>
                   <pic:blipFill>
-                    <a:blip r:embed="rId7">
+                    <a:blip r:embed="rId7" cstate="print">
                       <a:extLst>
                         <a:ext uri="{28A0092B-C50C-407E-A947-70E740481C1C}">
                           <a14:useLocalDpi xmlns:a14="http://schemas.microsoft.com/office/drawing/2010/main" val="0"/>
@@ -194,10 +194,10 @@
         </w:rPr>
         <w:lastRenderedPageBreak/>
         <w:drawing>
-          <wp:inline distT="0" distB="0" distL="0" distR="0" wp14:anchorId="5983972D" wp14:editId="02E9CFDB">
+          <wp:inline distT="0" distB="0" distL="0" distR="0" wp14:anchorId="5BA6A5B8" wp14:editId="2D1435CE">
             <wp:extent cx="5400040" cy="4050030"/>
             <wp:effectExtent l="0" t="0" r="0" b="1270"/>
-            <wp:docPr id="1369342129" name="図 5"/>
+            <wp:docPr id="2142514908" name="図 5"/>
             <wp:cNvGraphicFramePr>
               <a:graphicFrameLocks xmlns:a="http://schemas.openxmlformats.org/drawingml/2006/main" noChangeAspect="1"/>
             </wp:cNvGraphicFramePr>
@@ -205,11 +205,11 @@
               <a:graphicData uri="http://schemas.openxmlformats.org/drawingml/2006/picture">
                 <pic:pic xmlns:pic="http://schemas.openxmlformats.org/drawingml/2006/picture">
                   <pic:nvPicPr>
-                    <pic:cNvPr id="1369342129" name="図 1369342129"/>
+                    <pic:cNvPr id="2142514908" name="図 2142514908"/>
                     <pic:cNvPicPr/>
                   </pic:nvPicPr>
                   <pic:blipFill>
-                    <a:blip r:embed="rId8">
+                    <a:blip r:embed="rId8" cstate="print">
                       <a:extLst>
                         <a:ext uri="{28A0092B-C50C-407E-A947-70E740481C1C}">
                           <a14:useLocalDpi xmlns:a14="http://schemas.microsoft.com/office/drawing/2010/main" val="0"/>
@@ -240,10 +240,10 @@
           <w:noProof/>
         </w:rPr>
         <w:drawing>
-          <wp:inline distT="0" distB="0" distL="0" distR="0" wp14:anchorId="2151262F" wp14:editId="12BBE260">
+          <wp:inline distT="0" distB="0" distL="0" distR="0" wp14:anchorId="2FB2D915" wp14:editId="646FB8DF">
             <wp:extent cx="5400040" cy="4050030"/>
             <wp:effectExtent l="0" t="0" r="0" b="1270"/>
-            <wp:docPr id="1352048472" name="図 6"/>
+            <wp:docPr id="1231668300" name="図 6"/>
             <wp:cNvGraphicFramePr>
               <a:graphicFrameLocks xmlns:a="http://schemas.openxmlformats.org/drawingml/2006/main" noChangeAspect="1"/>
             </wp:cNvGraphicFramePr>
@@ -251,11 +251,11 @@
               <a:graphicData uri="http://schemas.openxmlformats.org/drawingml/2006/picture">
                 <pic:pic xmlns:pic="http://schemas.openxmlformats.org/drawingml/2006/picture">
                   <pic:nvPicPr>
-                    <pic:cNvPr id="1352048472" name="図 1352048472"/>
+                    <pic:cNvPr id="1231668300" name="図 1231668300"/>
                     <pic:cNvPicPr/>
                   </pic:nvPicPr>
                   <pic:blipFill>
-                    <a:blip r:embed="rId9">
+                    <a:blip r:embed="rId9" cstate="print">
                       <a:extLst>
                         <a:ext uri="{28A0092B-C50C-407E-A947-70E740481C1C}">
                           <a14:useLocalDpi xmlns:a14="http://schemas.microsoft.com/office/drawing/2010/main" val="0"/>
@@ -287,10 +287,10 @@
         </w:rPr>
         <w:lastRenderedPageBreak/>
         <w:drawing>
-          <wp:inline distT="0" distB="0" distL="0" distR="0" wp14:anchorId="66E4081B" wp14:editId="686DFF4E">
+          <wp:inline distT="0" distB="0" distL="0" distR="0" wp14:anchorId="57653F50" wp14:editId="6A9B5744">
             <wp:extent cx="5400040" cy="4050030"/>
             <wp:effectExtent l="0" t="0" r="0" b="1270"/>
-            <wp:docPr id="96030339" name="図 7"/>
+            <wp:docPr id="434534781" name="図 7"/>
             <wp:cNvGraphicFramePr>
               <a:graphicFrameLocks xmlns:a="http://schemas.openxmlformats.org/drawingml/2006/main" noChangeAspect="1"/>
             </wp:cNvGraphicFramePr>
@@ -298,11 +298,11 @@
               <a:graphicData uri="http://schemas.openxmlformats.org/drawingml/2006/picture">
                 <pic:pic xmlns:pic="http://schemas.openxmlformats.org/drawingml/2006/picture">
                   <pic:nvPicPr>
-                    <pic:cNvPr id="96030339" name="図 96030339"/>
+                    <pic:cNvPr id="434534781" name="図 434534781"/>
                     <pic:cNvPicPr/>
                   </pic:nvPicPr>
                   <pic:blipFill>
-                    <a:blip r:embed="rId10">
+                    <a:blip r:embed="rId10" cstate="print">
                       <a:extLst>
                         <a:ext uri="{28A0092B-C50C-407E-A947-70E740481C1C}">
                           <a14:useLocalDpi xmlns:a14="http://schemas.microsoft.com/office/drawing/2010/main" val="0"/>
@@ -333,10 +333,10 @@
           <w:noProof/>
         </w:rPr>
         <w:drawing>
-          <wp:inline distT="0" distB="0" distL="0" distR="0" wp14:anchorId="6DD9EDCD" wp14:editId="7C3972BB">
+          <wp:inline distT="0" distB="0" distL="0" distR="0" wp14:anchorId="160ACC72" wp14:editId="7F6897FA">
             <wp:extent cx="5400040" cy="4050030"/>
             <wp:effectExtent l="0" t="0" r="0" b="1270"/>
-            <wp:docPr id="150196018" name="図 8"/>
+            <wp:docPr id="1034801908" name="図 8"/>
             <wp:cNvGraphicFramePr>
               <a:graphicFrameLocks xmlns:a="http://schemas.openxmlformats.org/drawingml/2006/main" noChangeAspect="1"/>
             </wp:cNvGraphicFramePr>
@@ -344,11 +344,11 @@
               <a:graphicData uri="http://schemas.openxmlformats.org/drawingml/2006/picture">
                 <pic:pic xmlns:pic="http://schemas.openxmlformats.org/drawingml/2006/picture">
                   <pic:nvPicPr>
-                    <pic:cNvPr id="150196018" name="図 150196018"/>
+                    <pic:cNvPr id="1034801908" name="図 1034801908"/>
                     <pic:cNvPicPr/>
                   </pic:nvPicPr>
                   <pic:blipFill>
-                    <a:blip r:embed="rId11">
+                    <a:blip r:embed="rId11" cstate="print">
                       <a:extLst>
                         <a:ext uri="{28A0092B-C50C-407E-A947-70E740481C1C}">
                           <a14:useLocalDpi xmlns:a14="http://schemas.microsoft.com/office/drawing/2010/main" val="0"/>
